--- a/Requirement Analysis.docx
+++ b/Requirement Analysis.docx
@@ -13,7 +13,6 @@
           <w:szCs w:val="32"/>
         </w:rPr>
       </w:pPr>
-      <w:proofErr w:type="spellStart"/>
       <w:r>
         <w:rPr>
           <w:rFonts w:ascii="Times New Roman" w:hAnsi="Times New Roman" w:cs="Times New Roman"/>
@@ -22,9 +21,33 @@
           <w:sz w:val="32"/>
           <w:szCs w:val="32"/>
         </w:rPr>
-        <w:t>P</w:t>
-      </w:r>
-      <w:r>
+        <w:t>Purplle Online Beauty Shopping</w:t>
+      </w:r>
+    </w:p>
+    <w:p>
+      <w:pPr>
+        <w:jc w:val="center"/>
+        <w:rPr>
+          <w:rFonts w:ascii="Times New Roman" w:hAnsi="Times New Roman" w:cs="Times New Roman"/>
+          <w:b/>
+          <w:bCs/>
+          <w:sz w:val="28"/>
+          <w:szCs w:val="28"/>
+        </w:rPr>
+      </w:pPr>
+      <w:r>
+        <w:rPr>
+          <w:rFonts w:ascii="Times New Roman" w:hAnsi="Times New Roman" w:cs="Times New Roman"/>
+          <w:b/>
+          <w:bCs/>
+          <w:sz w:val="28"/>
+          <w:szCs w:val="28"/>
+        </w:rPr>
+        <w:t>CHAPTER - I</w:t>
+      </w:r>
+    </w:p>
+    <w:p>
+      <w:pPr>
         <w:rPr>
           <w:rFonts w:ascii="Times New Roman" w:hAnsi="Times New Roman" w:cs="Times New Roman"/>
           <w:b/>
@@ -32,83 +55,10 @@
           <w:sz w:val="32"/>
           <w:szCs w:val="32"/>
         </w:rPr>
-        <w:t>urplle</w:t>
-      </w:r>
-      <w:proofErr w:type="spellEnd"/>
-      <w:r>
-        <w:rPr>
-          <w:rFonts w:ascii="Times New Roman" w:hAnsi="Times New Roman" w:cs="Times New Roman"/>
-          <w:b/>
-          <w:bCs/>
-          <w:sz w:val="32"/>
-          <w:szCs w:val="32"/>
-        </w:rPr>
-        <w:t xml:space="preserve"> </w:t>
-      </w:r>
-      <w:r>
-        <w:rPr>
-          <w:rFonts w:ascii="Times New Roman" w:hAnsi="Times New Roman" w:cs="Times New Roman"/>
-          <w:b/>
-          <w:bCs/>
-          <w:sz w:val="32"/>
-          <w:szCs w:val="32"/>
-        </w:rPr>
-        <w:t>O</w:t>
-      </w:r>
-      <w:r>
-        <w:rPr>
-          <w:rFonts w:ascii="Times New Roman" w:hAnsi="Times New Roman" w:cs="Times New Roman"/>
-          <w:b/>
-          <w:bCs/>
-          <w:sz w:val="32"/>
-          <w:szCs w:val="32"/>
-        </w:rPr>
-        <w:t xml:space="preserve">nline </w:t>
-      </w:r>
-      <w:r>
-        <w:rPr>
-          <w:rFonts w:ascii="Times New Roman" w:hAnsi="Times New Roman" w:cs="Times New Roman"/>
-          <w:b/>
-          <w:bCs/>
-          <w:sz w:val="32"/>
-          <w:szCs w:val="32"/>
-        </w:rPr>
-        <w:t>B</w:t>
-      </w:r>
-      <w:r>
-        <w:rPr>
-          <w:rFonts w:ascii="Times New Roman" w:hAnsi="Times New Roman" w:cs="Times New Roman"/>
-          <w:b/>
-          <w:bCs/>
-          <w:sz w:val="32"/>
-          <w:szCs w:val="32"/>
-        </w:rPr>
-        <w:t xml:space="preserve">eauty </w:t>
-      </w:r>
-      <w:r>
-        <w:rPr>
-          <w:rFonts w:ascii="Times New Roman" w:hAnsi="Times New Roman" w:cs="Times New Roman"/>
-          <w:b/>
-          <w:bCs/>
-          <w:sz w:val="32"/>
-          <w:szCs w:val="32"/>
-        </w:rPr>
-        <w:t>S</w:t>
-      </w:r>
-      <w:r>
-        <w:rPr>
-          <w:rFonts w:ascii="Times New Roman" w:hAnsi="Times New Roman" w:cs="Times New Roman"/>
-          <w:b/>
-          <w:bCs/>
-          <w:sz w:val="32"/>
-          <w:szCs w:val="32"/>
-        </w:rPr>
-        <w:t>hopping</w:t>
-      </w:r>
-    </w:p>
-    <w:p>
-      <w:pPr>
-        <w:jc w:val="center"/>
+      </w:pPr>
+    </w:p>
+    <w:p>
+      <w:pPr>
         <w:rPr>
           <w:rFonts w:ascii="Times New Roman" w:hAnsi="Times New Roman" w:cs="Times New Roman"/>
           <w:b/>
@@ -125,22 +75,9 @@
           <w:sz w:val="28"/>
           <w:szCs w:val="28"/>
         </w:rPr>
-        <w:t>CHAPTER - I</w:t>
-      </w:r>
-    </w:p>
-    <w:p>
-      <w:pPr>
-        <w:rPr>
-          <w:rFonts w:ascii="Times New Roman" w:hAnsi="Times New Roman" w:cs="Times New Roman"/>
-          <w:b/>
-          <w:bCs/>
-          <w:sz w:val="32"/>
-          <w:szCs w:val="32"/>
-        </w:rPr>
-      </w:pPr>
-    </w:p>
-    <w:p>
-      <w:pPr>
+        <w:t xml:space="preserve">1 </w:t>
+      </w:r>
+      <w:r>
         <w:rPr>
           <w:rFonts w:ascii="Times New Roman" w:hAnsi="Times New Roman" w:cs="Times New Roman"/>
           <w:b/>
@@ -148,8 +85,53 @@
           <w:sz w:val="28"/>
           <w:szCs w:val="28"/>
         </w:rPr>
-      </w:pPr>
-      <w:r>
+        <w:t>Introduction</w:t>
+      </w:r>
+    </w:p>
+    <w:p>
+      <w:pPr>
+        <w:ind w:firstLine="720"/>
+        <w:rPr>
+          <w:rFonts w:ascii="Times New Roman" w:hAnsi="Times New Roman" w:cs="Times New Roman"/>
+        </w:rPr>
+      </w:pPr>
+      <w:r>
+        <w:rPr>
+          <w:rFonts w:ascii="Times New Roman" w:hAnsi="Times New Roman" w:cs="Times New Roman"/>
+        </w:rPr>
+        <w:t>The Purplle Online Beauty Shopping Management System is a database-driven e-commerce application designed to manage the online sale of beauty and personal care products. Purplle is a popular online beauty platform that offers a wide range of skincare, makeup, haircare, fragrances, and wellness products from multiple brands.</w:t>
+      </w:r>
+    </w:p>
+    <w:p>
+      <w:pPr>
+        <w:ind w:firstLine="720"/>
+        <w:rPr>
+          <w:rFonts w:ascii="Times New Roman" w:hAnsi="Times New Roman" w:cs="Times New Roman"/>
+        </w:rPr>
+      </w:pPr>
+      <w:r>
+        <w:rPr>
+          <w:rFonts w:ascii="Times New Roman" w:hAnsi="Times New Roman" w:cs="Times New Roman"/>
+        </w:rPr>
+        <w:t>This project aims to develop an efficient database management system that stores and manages customer information, product details, inventory, orders, payments, and delivery records. It enables customers to browse products, place orders, make secure payments, and track their purchases, while administrators can efficiently manage products, stock, customer information, and sales reports.</w:t>
+      </w:r>
+    </w:p>
+    <w:p>
+      <w:pPr>
+        <w:ind w:firstLine="720"/>
+        <w:rPr>
+          <w:rFonts w:ascii="Times New Roman" w:hAnsi="Times New Roman" w:cs="Times New Roman"/>
+        </w:rPr>
+      </w:pPr>
+      <w:r>
+        <w:rPr>
+          <w:rFonts w:ascii="Times New Roman" w:hAnsi="Times New Roman" w:cs="Times New Roman"/>
+        </w:rPr>
+        <w:t>The project demonstrates how a relational database supports an e-commerce platform by ensuring data accuracy, reducing redundancy, maintaining data integrity, and improving business operations.</w:t>
+      </w:r>
+    </w:p>
+    <w:p>
+      <w:pPr>
         <w:rPr>
           <w:rFonts w:ascii="Times New Roman" w:hAnsi="Times New Roman" w:cs="Times New Roman"/>
           <w:b/>
@@ -157,9 +139,10 @@
           <w:sz w:val="28"/>
           <w:szCs w:val="28"/>
         </w:rPr>
-        <w:t xml:space="preserve">1.1 </w:t>
-      </w:r>
-      <w:r>
+      </w:pPr>
+    </w:p>
+    <w:p>
+      <w:pPr>
         <w:rPr>
           <w:rFonts w:ascii="Times New Roman" w:hAnsi="Times New Roman" w:cs="Times New Roman"/>
           <w:b/>
@@ -167,81 +150,8 @@
           <w:sz w:val="28"/>
           <w:szCs w:val="28"/>
         </w:rPr>
-        <w:t>Introduction</w:t>
-      </w:r>
-    </w:p>
-    <w:p>
-      <w:pPr>
-        <w:ind w:firstLine="720"/>
-        <w:rPr>
-          <w:rFonts w:ascii="Times New Roman" w:hAnsi="Times New Roman" w:cs="Times New Roman"/>
-        </w:rPr>
-      </w:pPr>
-      <w:r>
-        <w:rPr>
-          <w:rFonts w:ascii="Times New Roman" w:hAnsi="Times New Roman" w:cs="Times New Roman"/>
-        </w:rPr>
-        <w:t xml:space="preserve">The </w:t>
-      </w:r>
-      <w:proofErr w:type="spellStart"/>
-      <w:r>
-        <w:rPr>
-          <w:rFonts w:ascii="Times New Roman" w:hAnsi="Times New Roman" w:cs="Times New Roman"/>
-        </w:rPr>
-        <w:t>Purplle</w:t>
-      </w:r>
-      <w:proofErr w:type="spellEnd"/>
-      <w:r>
-        <w:rPr>
-          <w:rFonts w:ascii="Times New Roman" w:hAnsi="Times New Roman" w:cs="Times New Roman"/>
-        </w:rPr>
-        <w:t xml:space="preserve"> Online Beauty Shopping Management System is a database-driven e-commerce application designed to manage the online sale of beauty and personal care products. </w:t>
-      </w:r>
-      <w:proofErr w:type="spellStart"/>
-      <w:r>
-        <w:rPr>
-          <w:rFonts w:ascii="Times New Roman" w:hAnsi="Times New Roman" w:cs="Times New Roman"/>
-        </w:rPr>
-        <w:t>Purplle</w:t>
-      </w:r>
-      <w:proofErr w:type="spellEnd"/>
-      <w:r>
-        <w:rPr>
-          <w:rFonts w:ascii="Times New Roman" w:hAnsi="Times New Roman" w:cs="Times New Roman"/>
-        </w:rPr>
-        <w:t xml:space="preserve"> is a popular online beauty platform that offers a wide range of skincare, makeup, haircare, fragrances, and wellness products from multiple brands.</w:t>
-      </w:r>
-    </w:p>
-    <w:p>
-      <w:pPr>
-        <w:ind w:firstLine="720"/>
-        <w:rPr>
-          <w:rFonts w:ascii="Times New Roman" w:hAnsi="Times New Roman" w:cs="Times New Roman"/>
-        </w:rPr>
-      </w:pPr>
-      <w:r>
-        <w:rPr>
-          <w:rFonts w:ascii="Times New Roman" w:hAnsi="Times New Roman" w:cs="Times New Roman"/>
-        </w:rPr>
-        <w:t>This project aims to develop an efficient database management system that stores and manages customer information, product details, inventory, orders, payments, and delivery records. It enables customers to browse products, place orders, make secure payments, and track their purchases, while administrators can efficiently manage products, stock, customer information, and sales reports.</w:t>
-      </w:r>
-    </w:p>
-    <w:p>
-      <w:pPr>
-        <w:ind w:firstLine="720"/>
-        <w:rPr>
-          <w:rFonts w:ascii="Times New Roman" w:hAnsi="Times New Roman" w:cs="Times New Roman"/>
-        </w:rPr>
-      </w:pPr>
-      <w:r>
-        <w:rPr>
-          <w:rFonts w:ascii="Times New Roman" w:hAnsi="Times New Roman" w:cs="Times New Roman"/>
-        </w:rPr>
-        <w:t>The project demonstrates how a relational database supports an e-commerce platform by ensuring data accuracy, reducing redundancy, maintaining data integrity, and improving business operations.</w:t>
-      </w:r>
-    </w:p>
-    <w:p>
-      <w:pPr>
+      </w:pPr>
+      <w:r>
         <w:rPr>
           <w:rFonts w:ascii="Times New Roman" w:hAnsi="Times New Roman" w:cs="Times New Roman"/>
           <w:b/>
@@ -249,10 +159,9 @@
           <w:sz w:val="28"/>
           <w:szCs w:val="28"/>
         </w:rPr>
-      </w:pPr>
-    </w:p>
-    <w:p>
-      <w:pPr>
+        <w:t>1.</w:t>
+      </w:r>
+      <w:r>
         <w:rPr>
           <w:rFonts w:ascii="Times New Roman" w:hAnsi="Times New Roman" w:cs="Times New Roman"/>
           <w:b/>
@@ -260,7 +169,8 @@
           <w:sz w:val="28"/>
           <w:szCs w:val="28"/>
         </w:rPr>
-      </w:pPr>
+        <w:t>1</w:t>
+      </w:r>
       <w:r>
         <w:rPr>
           <w:rFonts w:ascii="Times New Roman" w:hAnsi="Times New Roman" w:cs="Times New Roman"/>
@@ -269,7 +179,7 @@
           <w:sz w:val="28"/>
           <w:szCs w:val="28"/>
         </w:rPr>
-        <w:t xml:space="preserve">1.2 </w:t>
+        <w:t xml:space="preserve"> </w:t>
       </w:r>
       <w:r>
         <w:rPr>
@@ -293,21 +203,7 @@
         <w:rPr>
           <w:rFonts w:ascii="Times New Roman" w:hAnsi="Times New Roman" w:cs="Times New Roman"/>
         </w:rPr>
-        <w:t xml:space="preserve">The primary objective of this project is to design and implement a database management system for the </w:t>
-      </w:r>
-      <w:proofErr w:type="spellStart"/>
-      <w:r>
-        <w:rPr>
-          <w:rFonts w:ascii="Times New Roman" w:hAnsi="Times New Roman" w:cs="Times New Roman"/>
-        </w:rPr>
-        <w:t>Purplle</w:t>
-      </w:r>
-      <w:proofErr w:type="spellEnd"/>
-      <w:r>
-        <w:rPr>
-          <w:rFonts w:ascii="Times New Roman" w:hAnsi="Times New Roman" w:cs="Times New Roman"/>
-        </w:rPr>
-        <w:t xml:space="preserve"> Online Beauty Shopping platform that efficiently manages customers, products, orders, inventory, payments, and deliveries while providing a secure and user-friendly shopping experience.</w:t>
+        <w:t>The primary objective of this project is to design and implement a database management system for the Purplle Online Beauty Shopping platform that efficiently manages customers, products, orders, inventory, payments, and deliveries while providing a secure and user-friendly shopping experience.</w:t>
       </w:r>
     </w:p>
     <w:p>
@@ -340,7 +236,17 @@
           <w:sz w:val="28"/>
           <w:szCs w:val="28"/>
         </w:rPr>
-        <w:t xml:space="preserve">1.3 </w:t>
+        <w:t>1.</w:t>
+      </w:r>
+      <w:r>
+        <w:rPr>
+          <w:rFonts w:ascii="Times New Roman" w:hAnsi="Times New Roman" w:cs="Times New Roman"/>
+          <w:b/>
+          <w:bCs/>
+          <w:sz w:val="28"/>
+          <w:szCs w:val="28"/>
+        </w:rPr>
+        <w:t xml:space="preserve">2 </w:t>
       </w:r>
       <w:r>
         <w:rPr>
@@ -551,7 +457,27 @@
           <w:sz w:val="28"/>
           <w:szCs w:val="28"/>
         </w:rPr>
-        <w:t xml:space="preserve">1.4 </w:t>
+        <w:t>1.</w:t>
+      </w:r>
+      <w:r>
+        <w:rPr>
+          <w:rFonts w:ascii="Times New Roman" w:hAnsi="Times New Roman" w:cs="Times New Roman"/>
+          <w:b/>
+          <w:bCs/>
+          <w:sz w:val="28"/>
+          <w:szCs w:val="28"/>
+        </w:rPr>
+        <w:t>3</w:t>
+      </w:r>
+      <w:r>
+        <w:rPr>
+          <w:rFonts w:ascii="Times New Roman" w:hAnsi="Times New Roman" w:cs="Times New Roman"/>
+          <w:b/>
+          <w:bCs/>
+          <w:sz w:val="28"/>
+          <w:szCs w:val="28"/>
+        </w:rPr>
+        <w:t xml:space="preserve"> </w:t>
       </w:r>
       <w:r>
         <w:rPr>
@@ -620,7 +546,7 @@
           <w:sz w:val="28"/>
           <w:szCs w:val="28"/>
         </w:rPr>
-        <w:t xml:space="preserve">1.5 </w:t>
+        <w:t>1.</w:t>
       </w:r>
       <w:r>
         <w:rPr>
@@ -630,6 +556,26 @@
           <w:sz w:val="28"/>
           <w:szCs w:val="28"/>
         </w:rPr>
+        <w:t>4</w:t>
+      </w:r>
+      <w:r>
+        <w:rPr>
+          <w:rFonts w:ascii="Times New Roman" w:hAnsi="Times New Roman" w:cs="Times New Roman"/>
+          <w:b/>
+          <w:bCs/>
+          <w:sz w:val="28"/>
+          <w:szCs w:val="28"/>
+        </w:rPr>
+        <w:t xml:space="preserve"> </w:t>
+      </w:r>
+      <w:r>
+        <w:rPr>
+          <w:rFonts w:ascii="Times New Roman" w:hAnsi="Times New Roman" w:cs="Times New Roman"/>
+          <w:b/>
+          <w:bCs/>
+          <w:sz w:val="28"/>
+          <w:szCs w:val="28"/>
+        </w:rPr>
         <w:t>Problem Statement</w:t>
       </w:r>
     </w:p>
@@ -660,21 +606,7 @@
         <w:rPr>
           <w:rFonts w:ascii="Times New Roman" w:hAnsi="Times New Roman" w:cs="Times New Roman"/>
         </w:rPr>
-        <w:t xml:space="preserve">The </w:t>
-      </w:r>
-      <w:proofErr w:type="spellStart"/>
-      <w:r>
-        <w:rPr>
-          <w:rFonts w:ascii="Times New Roman" w:hAnsi="Times New Roman" w:cs="Times New Roman"/>
-        </w:rPr>
-        <w:t>Purplle</w:t>
-      </w:r>
-      <w:proofErr w:type="spellEnd"/>
-      <w:r>
-        <w:rPr>
-          <w:rFonts w:ascii="Times New Roman" w:hAnsi="Times New Roman" w:cs="Times New Roman"/>
-        </w:rPr>
-        <w:t xml:space="preserve"> Online Beauty Shopping Management System addresses these issues by providing a centralized database that manages customer information, products, inventory, orders, payments, and deliveries efficiently. The system ensures accurate data management, faster processing, improved security, and better customer satisfaction.</w:t>
+        <w:t>The Purplle Online Beauty Shopping Management System addresses these issues by providing a centralized database that manages customer information, products, inventory, orders, payments, and deliveries efficiently. The system ensures accurate data management, faster processing, improved security, and better customer satisfaction.</w:t>
       </w:r>
     </w:p>
     <w:p>
@@ -705,7 +637,27 @@
           <w:sz w:val="28"/>
           <w:szCs w:val="28"/>
         </w:rPr>
-        <w:t xml:space="preserve">1.6 </w:t>
+        <w:t>1.</w:t>
+      </w:r>
+      <w:r>
+        <w:rPr>
+          <w:rFonts w:ascii="Times New Roman" w:hAnsi="Times New Roman" w:cs="Times New Roman"/>
+          <w:b/>
+          <w:bCs/>
+          <w:sz w:val="28"/>
+          <w:szCs w:val="28"/>
+        </w:rPr>
+        <w:t>5</w:t>
+      </w:r>
+      <w:r>
+        <w:rPr>
+          <w:rFonts w:ascii="Times New Roman" w:hAnsi="Times New Roman" w:cs="Times New Roman"/>
+          <w:b/>
+          <w:bCs/>
+          <w:sz w:val="28"/>
+          <w:szCs w:val="28"/>
+        </w:rPr>
+        <w:t xml:space="preserve"> </w:t>
       </w:r>
       <w:r>
         <w:rPr>
@@ -947,7 +899,27 @@
           <w:sz w:val="28"/>
           <w:szCs w:val="28"/>
         </w:rPr>
-        <w:t xml:space="preserve">1.7 </w:t>
+        <w:t>1.</w:t>
+      </w:r>
+      <w:r>
+        <w:rPr>
+          <w:rFonts w:ascii="Times New Roman" w:hAnsi="Times New Roman" w:cs="Times New Roman"/>
+          <w:b/>
+          <w:bCs/>
+          <w:sz w:val="28"/>
+          <w:szCs w:val="28"/>
+        </w:rPr>
+        <w:t>6</w:t>
+      </w:r>
+      <w:r>
+        <w:rPr>
+          <w:rFonts w:ascii="Times New Roman" w:hAnsi="Times New Roman" w:cs="Times New Roman"/>
+          <w:b/>
+          <w:bCs/>
+          <w:sz w:val="28"/>
+          <w:szCs w:val="28"/>
+        </w:rPr>
+        <w:t xml:space="preserve"> </w:t>
       </w:r>
       <w:r>
         <w:rPr>
@@ -1123,7 +1095,27 @@
           <w:sz w:val="28"/>
           <w:szCs w:val="28"/>
         </w:rPr>
-        <w:t xml:space="preserve">1.8 </w:t>
+        <w:t>1.</w:t>
+      </w:r>
+      <w:r>
+        <w:rPr>
+          <w:rFonts w:ascii="Times New Roman" w:hAnsi="Times New Roman" w:cs="Times New Roman"/>
+          <w:b/>
+          <w:bCs/>
+          <w:sz w:val="28"/>
+          <w:szCs w:val="28"/>
+        </w:rPr>
+        <w:t>7</w:t>
+      </w:r>
+      <w:r>
+        <w:rPr>
+          <w:rFonts w:ascii="Times New Roman" w:hAnsi="Times New Roman" w:cs="Times New Roman"/>
+          <w:b/>
+          <w:bCs/>
+          <w:sz w:val="28"/>
+          <w:szCs w:val="28"/>
+        </w:rPr>
+        <w:t xml:space="preserve"> </w:t>
       </w:r>
       <w:r>
         <w:rPr>
@@ -1298,7 +1290,7 @@
           <w:sz w:val="28"/>
           <w:szCs w:val="28"/>
         </w:rPr>
-        <w:t xml:space="preserve">1.9 </w:t>
+        <w:t>1.</w:t>
       </w:r>
       <w:r>
         <w:rPr>
@@ -1308,6 +1300,26 @@
           <w:sz w:val="28"/>
           <w:szCs w:val="28"/>
         </w:rPr>
+        <w:t>8</w:t>
+      </w:r>
+      <w:r>
+        <w:rPr>
+          <w:rFonts w:ascii="Times New Roman" w:hAnsi="Times New Roman" w:cs="Times New Roman"/>
+          <w:b/>
+          <w:bCs/>
+          <w:sz w:val="28"/>
+          <w:szCs w:val="28"/>
+        </w:rPr>
+        <w:t xml:space="preserve"> </w:t>
+      </w:r>
+      <w:r>
+        <w:rPr>
+          <w:rFonts w:ascii="Times New Roman" w:hAnsi="Times New Roman" w:cs="Times New Roman"/>
+          <w:b/>
+          <w:bCs/>
+          <w:sz w:val="28"/>
+          <w:szCs w:val="28"/>
+        </w:rPr>
         <w:t>Stakeholders</w:t>
       </w:r>
     </w:p>
@@ -1572,7 +1584,7 @@
           <w:sz w:val="28"/>
           <w:szCs w:val="28"/>
         </w:rPr>
-        <w:t xml:space="preserve">1.10 </w:t>
+        <w:t>1.</w:t>
       </w:r>
       <w:r>
         <w:rPr>
@@ -1582,6 +1594,26 @@
           <w:sz w:val="28"/>
           <w:szCs w:val="28"/>
         </w:rPr>
+        <w:t>9</w:t>
+      </w:r>
+      <w:r>
+        <w:rPr>
+          <w:rFonts w:ascii="Times New Roman" w:hAnsi="Times New Roman" w:cs="Times New Roman"/>
+          <w:b/>
+          <w:bCs/>
+          <w:sz w:val="28"/>
+          <w:szCs w:val="28"/>
+        </w:rPr>
+        <w:t xml:space="preserve"> </w:t>
+      </w:r>
+      <w:r>
+        <w:rPr>
+          <w:rFonts w:ascii="Times New Roman" w:hAnsi="Times New Roman" w:cs="Times New Roman"/>
+          <w:b/>
+          <w:bCs/>
+          <w:sz w:val="28"/>
+          <w:szCs w:val="28"/>
+        </w:rPr>
         <w:t>Conclusion</w:t>
       </w:r>
     </w:p>
@@ -1599,23 +1631,13 @@
         </w:rPr>
         <w:t xml:space="preserve">The </w:t>
       </w:r>
-      <w:proofErr w:type="spellStart"/>
-      <w:r>
-        <w:rPr>
-          <w:rFonts w:ascii="Times New Roman" w:hAnsi="Times New Roman" w:cs="Times New Roman"/>
-          <w:b/>
-          <w:bCs/>
-        </w:rPr>
-        <w:t>Purplle</w:t>
-      </w:r>
-      <w:proofErr w:type="spellEnd"/>
-      <w:r>
-        <w:rPr>
-          <w:rFonts w:ascii="Times New Roman" w:hAnsi="Times New Roman" w:cs="Times New Roman"/>
-          <w:b/>
-          <w:bCs/>
-        </w:rPr>
-        <w:t xml:space="preserve"> Online Beauty Shopping Management System</w:t>
+      <w:r>
+        <w:rPr>
+          <w:rFonts w:ascii="Times New Roman" w:hAnsi="Times New Roman" w:cs="Times New Roman"/>
+          <w:b/>
+          <w:bCs/>
+        </w:rPr>
+        <w:t>Purplle Online Beauty Shopping Management System</w:t>
       </w:r>
       <w:r>
         <w:rPr>
@@ -5513,6 +5535,7 @@
   <w:style w:type="character" w:default="1" w:styleId="DefaultParagraphFont">
     <w:name w:val="Default Paragraph Font"/>
     <w:uiPriority w:val="1"/>
+    <w:semiHidden/>
     <w:unhideWhenUsed/>
   </w:style>
   <w:style w:type="table" w:default="1" w:styleId="TableNormal">
